--- a/memoire-ngoma/livrables/Rapport_de_memoire.docx
+++ b/memoire-ngoma/livrables/Rapport_de_memoire.docx
@@ -1352,7 +1352,7 @@
                 <w:sz w:val="22"/>
                 <w:szCs w:val="22"/>
               </w:rPr>
-              <w:t>Double codage indépendant (κ = 0,869) et recodage intra-codeur (κ = 0,958) ; triangulation des sources ; retour des interprétations à des participants volontaires ; grille COREQ</w:t>
+              <w:t>Double codage à l'aveugle de 3 entretiens sur 20 (κ de Cohen par paragraphe = 0,869) et recodage intra-codeur à quatre semaines (κ = 0,958), désaccords tranchés en consensus ; triangulation des sources ; retour des interprétations à des participants volontaires ; grille COREQ</w:t>
             </w:r>
           </w:p>
         </w:tc>

--- a/memoire-ngoma/livrables/Rapport_de_memoire.docx
+++ b/memoire-ngoma/livrables/Rapport_de_memoire.docx
@@ -696,33 +696,11 @@
           <w:i w:val="false"/>
           <w:iCs w:val="false"/>
         </w:rPr>
-        <w:t>. Le modèle national de CPN compte huit contacts, le premier avant 12 semaines et l'un à 26 semaines</w:t>
+        <w:t>. Le dépistage du diabète gestationnel n'est pas systématique ; le protocole national de 2012 prévoit une glycémie capillaire à jeun et une épreuve de charge entre 24 et 28 semaines, et la seule estimation de prévalence en centre de santé public, 3,2 %, provient d'une étude de recherche</w:t>
       </w:r>
       <w:r>
         <w:rPr/>
         <w:t xml:space="preserve"> [5]</w:t>
-      </w:r>
-      <w:r>
-        <w:rPr>
-          <w:i w:val="false"/>
-          <w:iCs w:val="false"/>
-        </w:rPr>
-        <w:t xml:space="preserve"> ; le diabète figure parmi les affections recherchées chez toutes les femmes à la première CPN et cochées au registre de maternité</w:t>
-      </w:r>
-      <w:r>
-        <w:rPr/>
-        <w:t xml:space="preserve"> [6]</w:t>
-      </w:r>
-      <w:r>
-        <w:rPr>
-          <w:i w:val="false"/>
-          <w:iCs w:val="false"/>
-        </w:rPr>
-        <w:t>. Le dépistage du diabète gestationnel n'est pas systématique ; le protocole national de 2012 prévoit une glycémie capillaire à jeun et une épreuve de charge entre 24 et 28 semaines, et la seule estimation de prévalence en centre de santé public, 3,2 %, provient d'une étude de recherche</w:t>
-      </w:r>
-      <w:r>
-        <w:rPr/>
-        <w:t xml:space="preserve"> [7]</w:t>
       </w:r>
       <w:r>
         <w:rPr>
@@ -748,7 +726,7 @@
       </w:r>
       <w:r>
         <w:rPr/>
-        <w:t xml:space="preserve"> [8]</w:t>
+        <w:t xml:space="preserve"> [6]</w:t>
       </w:r>
       <w:r>
         <w:rPr>
@@ -838,17 +816,12 @@
         <w:pStyle w:val="Normal"/>
         <w:keepNext w:val="true"/>
         <w:spacing w:before="200" w:after="80"/>
-        <w:rPr>
-          <w:sz w:val="24"/>
-          <w:szCs w:val="24"/>
-        </w:rPr>
+        <w:rPr/>
       </w:pPr>
       <w:r>
         <w:rPr>
           <w:b/>
           <w:bCs/>
-          <w:sz w:val="24"/>
-          <w:szCs w:val="24"/>
         </w:rPr>
         <w:t>Tableau 1. Méthodes en bref</w:t>
       </w:r>
@@ -1488,17 +1461,12 @@
         <w:pStyle w:val="Normal"/>
         <w:keepNext w:val="true"/>
         <w:spacing w:before="200" w:after="80"/>
-        <w:rPr>
-          <w:sz w:val="24"/>
-          <w:szCs w:val="24"/>
-        </w:rPr>
+        <w:rPr/>
       </w:pPr>
       <w:r>
         <w:rPr>
           <w:b/>
           <w:bCs/>
-          <w:sz w:val="24"/>
-          <w:szCs w:val="24"/>
         </w:rPr>
         <w:t>Tableau 2. Accès de la femme enceinte à la glycémie, le jour de l'observation</w:t>
       </w:r>
@@ -2149,6 +2117,17 @@
     </w:p>
     <w:p>
       <w:pPr>
+        <w:pStyle w:val="Heading2"/>
+        <w:spacing w:before="220" w:after="120"/>
+        <w:rPr/>
+      </w:pPr>
+      <w:r>
+        <w:rPr/>
+        <w:t>4.2. Sept thèmes</w:t>
+      </w:r>
+    </w:p>
+    <w:p>
+      <w:pPr>
         <w:pStyle w:val="Normal"/>
         <w:spacing w:before="0" w:after="140"/>
         <w:jc w:val="both"/>
@@ -2159,72 +2138,6 @@
           <w:i w:val="false"/>
           <w:iCs w:val="false"/>
         </w:rPr>
-        <w:t>Là où le circuit fonctionne, le test de la première CPN est fait à toutes, mais il reste unique : la glycémie n'est refaite qu'en présence d'un signe d'appel ou d'un facteur de risque, et l'épreuve de charge prévue entre 24 et 28 semaines n'est pratiquée nulle part. Une femme normale au premier trimestre n'est plus suivie sur ce point.</w:t>
-      </w:r>
-    </w:p>
-    <w:p>
-      <w:pPr>
-        <w:pStyle w:val="Normal"/>
-        <w:spacing w:lineRule="auto" w:line="240" w:before="60" w:after="40"/>
-        <w:ind w:left="567" w:right="567"/>
-        <w:jc w:val="both"/>
-        <w:rPr>
-          <w:sz w:val="24"/>
-          <w:szCs w:val="24"/>
-        </w:rPr>
-      </w:pPr>
-      <w:r>
-        <w:rPr>
-          <w:i/>
-          <w:iCs/>
-          <w:sz w:val="24"/>
-          <w:szCs w:val="24"/>
-        </w:rPr>
-        <w:t>« À la première visite, toutes font le sucre avec le bilan. Après, plus rien, sauf si quelque chose m'inquiète. Une femme normale à trois mois, je ne sais plus rien d'elle à sept mois. »</w:t>
-      </w:r>
-    </w:p>
-    <w:p>
-      <w:pPr>
-        <w:pStyle w:val="Normal"/>
-        <w:spacing w:lineRule="auto" w:line="240" w:before="0" w:after="160"/>
-        <w:ind w:left="567" w:right="567"/>
-        <w:jc w:val="right"/>
-        <w:rPr>
-          <w:sz w:val="24"/>
-          <w:szCs w:val="24"/>
-        </w:rPr>
-      </w:pPr>
-      <w:r>
-        <w:rPr>
-          <w:sz w:val="24"/>
-          <w:szCs w:val="24"/>
-        </w:rPr>
-        <w:t>(P01, infirmier — traduit du kinyarwanda)</w:t>
-      </w:r>
-    </w:p>
-    <w:p>
-      <w:pPr>
-        <w:pStyle w:val="Heading2"/>
-        <w:spacing w:before="220" w:after="120"/>
-        <w:rPr/>
-      </w:pPr>
-      <w:r>
-        <w:rPr/>
-        <w:t>4.2. Sept thèmes</w:t>
-      </w:r>
-    </w:p>
-    <w:p>
-      <w:pPr>
-        <w:pStyle w:val="Normal"/>
-        <w:spacing w:before="0" w:after="140"/>
-        <w:jc w:val="both"/>
-        <w:rPr/>
-      </w:pPr>
-      <w:r>
-        <w:rPr>
-          <w:i w:val="false"/>
-          <w:iCs w:val="false"/>
-        </w:rPr>
         <w:t>L'analyse a dégagé sept thèmes, dont deux répondent au premier objectif et cinq au second (tableau 3).</w:t>
       </w:r>
     </w:p>
@@ -2233,17 +2146,12 @@
         <w:pStyle w:val="Normal"/>
         <w:keepNext w:val="true"/>
         <w:spacing w:before="200" w:after="80"/>
-        <w:rPr>
-          <w:sz w:val="24"/>
-          <w:szCs w:val="24"/>
-        </w:rPr>
+        <w:rPr/>
       </w:pPr>
       <w:r>
         <w:rPr>
           <w:b/>
           <w:bCs/>
-          <w:sz w:val="24"/>
-          <w:szCs w:val="24"/>
         </w:rPr>
         <w:t>Tableau 3. Synthèse des thèmes</w:t>
       </w:r>
@@ -3115,7 +3023,7 @@
       </w:pPr>
       <w:r>
         <w:rPr/>
-        <w:t>4.3. Deux propos qui résument</w:t>
+        <w:t>4.3. Un propos qui résume</w:t>
       </w:r>
     </w:p>
     <w:p>
@@ -3160,46 +3068,6 @@
     </w:p>
     <w:p>
       <w:pPr>
-        <w:pStyle w:val="Normal"/>
-        <w:spacing w:lineRule="auto" w:line="240" w:before="60" w:after="40"/>
-        <w:ind w:left="567" w:right="567"/>
-        <w:jc w:val="both"/>
-        <w:rPr>
-          <w:sz w:val="24"/>
-          <w:szCs w:val="24"/>
-        </w:rPr>
-      </w:pPr>
-      <w:r>
-        <w:rPr>
-          <w:i/>
-          <w:iCs/>
-          <w:sz w:val="24"/>
-          <w:szCs w:val="24"/>
-        </w:rPr>
-        <w:t>« Les femmes des collines du fond arrivent à dix heures, parfois onze heures, après deux heures de marche. Elles ont raté la séance. Et ce sont justement celles qui en auraient le plus besoin. »</w:t>
-      </w:r>
-    </w:p>
-    <w:p>
-      <w:pPr>
-        <w:pStyle w:val="Normal"/>
-        <w:spacing w:lineRule="auto" w:line="240" w:before="0" w:after="160"/>
-        <w:ind w:left="567" w:right="567"/>
-        <w:jc w:val="right"/>
-        <w:rPr>
-          <w:sz w:val="24"/>
-          <w:szCs w:val="24"/>
-        </w:rPr>
-      </w:pPr>
-      <w:r>
-        <w:rPr>
-          <w:sz w:val="24"/>
-          <w:szCs w:val="24"/>
-        </w:rPr>
-        <w:t>(P03, sage-femme — traduit du kinyarwanda)</w:t>
-      </w:r>
-    </w:p>
-    <w:p>
-      <w:pPr>
         <w:pStyle w:val="Heading2"/>
         <w:spacing w:before="220" w:after="120"/>
         <w:rPr/>
@@ -3221,7 +3089,7 @@
           <w:i w:val="false"/>
           <w:iCs w:val="false"/>
         </w:rPr>
-        <w:t>La confrontation des entretiens avec l'observation et les données de routine a produit 8 constats : 6 concordances et 2 écarts entre pratiques déclarées et pratiques observées. L'observation a notamment permis de situer le glucomètre, ce que les entretiens seuls n'établissaient pas.</w:t>
+        <w:t>La confrontation des entretiens avec l'observation et les données de routine a produit 8 constats : 6 concordances et 2 écarts ; elle seule a permis de situer le glucomètre.</w:t>
       </w:r>
     </w:p>
     <w:p>
@@ -3251,11 +3119,11 @@
           <w:i w:val="false"/>
           <w:iCs w:val="false"/>
         </w:rPr>
-        <w:t>Deux programmes dans le même centre. La glycémie appartient au programme des maladies non transmissibles, la CPN au programme de santé maternelle. Tant que ce partage n'est pas organisé, la femme enceinte reste en dehors du circuit du glucomètre, ce qui rejoint le caractère non systématique du dépistage rapporté au niveau national</w:t>
-      </w:r>
-      <w:r>
-        <w:rPr/>
-        <w:t xml:space="preserve"> [7]</w:t>
+        <w:t>Deux programmes dans le même centre. La glycémie relève du programme des maladies non transmissibles, la CPN de la santé maternelle : sans organisation de ce partage, la femme enceinte reste hors du circuit du glucomètre, comme le suggère le caractère non systématique du dépistage au niveau national</w:t>
+      </w:r>
+      <w:r>
+        <w:rPr/>
+        <w:t xml:space="preserve"> [5]</w:t>
       </w:r>
       <w:r>
         <w:rPr>
@@ -3281,11 +3149,11 @@
           <w:i w:val="false"/>
           <w:iCs w:val="false"/>
         </w:rPr>
-        <w:t>Un test unique, trop précoce. La règle prévoit la glycémie pour toutes à la première CPN, mais le diabète gestationnel apparaît surtout entre 24 et 28 semaines, période pour laquelle le protocole national prévoit une épreuve de charge</w:t>
-      </w:r>
-      <w:r>
-        <w:rPr/>
-        <w:t xml:space="preserve"> [7]</w:t>
+        <w:t>Un test unique, trop précoce. La glycémie de la première CPN repère un diabète préexistant ; le diabète gestationnel apparaît entre 24 et 28 semaines, période où le protocole national prévoit une épreuve de charge</w:t>
+      </w:r>
+      <w:r>
+        <w:rPr/>
+        <w:t xml:space="preserve"> [5]</w:t>
       </w:r>
       <w:r>
         <w:rPr>
@@ -3296,14 +3164,14 @@
       </w:r>
       <w:r>
         <w:rPr/>
-        <w:t xml:space="preserve"> [5]</w:t>
+        <w:t xml:space="preserve"> [7]</w:t>
       </w:r>
       <w:r>
         <w:rPr>
           <w:i w:val="false"/>
           <w:iCs w:val="false"/>
         </w:rPr>
-        <w:t>. Le dépistage repère ainsi un diabète préexistant plutôt que le diabète de la grossesse.</w:t>
+        <w:t>.</w:t>
       </w:r>
     </w:p>
     <w:p>
@@ -3326,7 +3194,7 @@
       </w:r>
       <w:r>
         <w:rPr/>
-        <w:t xml:space="preserve"> [8]</w:t>
+        <w:t xml:space="preserve"> [6]</w:t>
       </w:r>
       <w:r>
         <w:rPr>
@@ -3352,18 +3220,18 @@
           <w:i w:val="false"/>
           <w:iCs w:val="false"/>
         </w:rPr>
-        <w:t>Ce qui est compté existe. Les indicateurs orientent intrants, maintenance et supervision. Un dépistage absent du rapport mensuel n'est ni approvisionné ni contrôlé, et un contrôle de complétude du registre peut produire une égalité apparente. Le financement basé sur la performance rémunère les centres pour la première CPN précoce et les quatre visites</w:t>
-      </w:r>
-      <w:r>
-        <w:rPr/>
-        <w:t xml:space="preserve"> [6]</w:t>
+        <w:t>Ce qui est compté existe. Un dépistage absent du rapport mensuel n'est ni approvisionné ni contrôlé, et le contrôle de complétude du registre peut produire une égalité apparente. Le financement basé sur la performance rémunère la première CPN précoce et les quatre visites</w:t>
+      </w:r>
+      <w:r>
+        <w:rPr/>
+        <w:t xml:space="preserve"> [8]</w:t>
       </w:r>
       <w:r>
         <w:rPr>
           <w:i w:val="false"/>
           <w:iCs w:val="false"/>
         </w:rPr>
-        <w:t>, et son effet est plus net sur les services les mieux payés et les moins exigeants</w:t>
+        <w:t xml:space="preserve"> ; son effet est plus net sur les services les mieux payés et les moins exigeants</w:t>
       </w:r>
       <w:r>
         <w:rPr/>
@@ -3393,7 +3261,7 @@
           <w:i w:val="false"/>
           <w:iCs w:val="false"/>
         </w:rPr>
-        <w:t>La séance collective, levier à orienter. Égale pour les présentes, elle ne restitue aucun résultat et manque celles qui arrivent tard ; y inscrire la tension et le sucre, et la doubler d'un relais vers les familles (ASM, umugoroba w'ababyeyi</w:t>
+        <w:t>La séance collective, levier à orienter. Égale pour les présentes, elle ne restitue aucun résultat et manque celles qui arrivent tard ; y inscrire la tension et le sucre et la relayer vers les familles (ASM, umugoroba w'ababyeyi</w:t>
       </w:r>
       <w:r>
         <w:rPr/>
@@ -3404,7 +3272,7 @@
           <w:i w:val="false"/>
           <w:iCs w:val="false"/>
         </w:rPr>
-        <w:t>), en ferait un instrument d'équité</w:t>
+        <w:t>) en ferait un instrument d'équité</w:t>
       </w:r>
       <w:r>
         <w:rPr/>
@@ -3434,7 +3302,7 @@
           <w:i w:val="false"/>
           <w:iCs w:val="false"/>
         </w:rPr>
-        <w:t>La dotation ne suffit pas. Là où l'équipement est présent, l'inégalité du test diminue, mais celles de la référence vers l'hôpital et de l'explication demeurent : la réponse ne peut être seulement matérielle.</w:t>
+        <w:t>La dotation ne suffit pas. L'équipement réduit l'inégalité du test, pas celles de la référence et de l'explication.</w:t>
       </w:r>
     </w:p>
     <w:p>
@@ -3453,17 +3321,12 @@
         <w:pStyle w:val="Normal"/>
         <w:keepNext w:val="true"/>
         <w:spacing w:before="200" w:after="80"/>
-        <w:rPr>
-          <w:sz w:val="24"/>
-          <w:szCs w:val="24"/>
-        </w:rPr>
+        <w:rPr/>
       </w:pPr>
       <w:r>
         <w:rPr>
           <w:b/>
           <w:bCs/>
-          <w:sz w:val="24"/>
-          <w:szCs w:val="24"/>
         </w:rPr>
         <w:t>Tableau 4. Recommandations par destinataire</w:t>
       </w:r>
@@ -4350,18 +4213,7 @@
           <w:i w:val="false"/>
           <w:iCs w:val="false"/>
         </w:rPr>
-        <w:t>Pratiques déclarées et représentations professionnelles ; point de vue des femmes non recueilli ; propos notés sans enregistrement ; effet possible de la présence de l'observateur ; données de routine de qualité limitée</w:t>
-      </w:r>
-      <w:r>
-        <w:rPr/>
-        <w:t xml:space="preserve"> [12]</w:t>
-      </w:r>
-      <w:r>
-        <w:rPr>
-          <w:i w:val="false"/>
-          <w:iCs w:val="false"/>
-        </w:rPr>
-        <w:t xml:space="preserve"> ; un seul district, dont la description permet d'apprécier la transférabilité.</w:t>
+        <w:t>Pratiques déclarées et représentations professionnelles ; point de vue des femmes non recueilli ; propos notés sans enregistrement ; effet possible de la présence de l'observateur ; données de routine de qualité limitée ; un seul district, dont la description permet d'apprécier la transférabilité.</w:t>
       </w:r>
     </w:p>
     <w:p>
@@ -4387,7 +4239,7 @@
           <w:i w:val="false"/>
           <w:iCs w:val="false"/>
         </w:rPr>
-        <w:t>Le dépistage de l'hypertension et du diabète en CPN est accepté par les professionnels comme relevant de leur mandat, mais il n'est réalisé qu'à moitié : la tension est mesurée, la glycémie, prévue pour toutes à la première CPN, n'est effectivement faite que dans 5 centres sur 15 et n'est pas refaite entre 24 et 28 semaines. Garantir les bandelettes du test initial et rendre praticable le dépistage à 24-28 semaines, compter les actes de dépistage et leur suite, et soutenir la pratique informative sont les trois leviers qui ressortent de l'étude.</w:t>
+        <w:t>Le dépistage de l'hypertension et du diabète en CPN est accepté par les professionnels comme relevant de leur mandat, mais réalisé à moitié : la tension est mesurée ; la glycémie, prévue pour toutes à la première CPN, n'est faite que dans 5 centres sur 15 et n'est pas refaite entre 24 et 28 semaines. Trois leviers ressortent : garantir le test initial et rendre praticable celui de 24-28 semaines, compter les actes de dépistage et leur suite, soutenir la pratique informative.</w:t>
       </w:r>
     </w:p>
     <w:p>
@@ -4458,7 +4310,7 @@
         <w:rPr/>
         <w:t>5.</w:t>
         <w:tab/>
-        <w:t>Rwanda Biomedical Centre, Ministry of Health. National antenatal care guidelines. Kigali: RBC; 2021. Disponible sur: https://rbc.gov.rw/MCCH/wp-content/uploads/2025/02/ANC-guideline_-final-Edited-4-February-2021-1-1.pdf</w:t>
+        <w:t>Meharry PM, Tengera O, Rulisa S, Byambu AK, Nietert PJ, Byiringiro S, et al. Prevalence of gestational diabetes mellitus among women attending antenatal care at public health centers in Rwanda. Diabetes Res Clin Pract. 2019;151:252-9.</w:t>
       </w:r>
     </w:p>
     <w:p>
@@ -4470,7 +4322,7 @@
         <w:rPr/>
         <w:t>6.</w:t>
         <w:tab/>
-        <w:t>Schmidt CN, Butrick E, Musange S, Mulindahabi N, Walker D. Towards stronger antenatal care: understanding predictors of late presentation to antenatal services and implications for obstetric risk management in Rwanda. PLoS One. 2021;16(8):e0256415. doi:10.1371/journal.pone.0256415</w:t>
+        <w:t>World Health Organization. Ottawa Charter for Health Promotion. Geneva: WHO; 1986.</w:t>
       </w:r>
     </w:p>
     <w:p>
@@ -4482,7 +4334,7 @@
         <w:rPr/>
         <w:t>7.</w:t>
         <w:tab/>
-        <w:t>Meharry PM, Tengera O, Rulisa S, Byambu AK, Nietert PJ, Byiringiro S, et al. Prevalence of gestational diabetes mellitus among women attending antenatal care at public health centers in Rwanda. Diabetes Res Clin Pract. 2019;151:252-9.</w:t>
+        <w:t>Rwanda Biomedical Centre, Ministry of Health. National antenatal care guidelines. Kigali: RBC; 2021. Disponible sur: https://rbc.gov.rw/MCCH/wp-content/uploads/2025/02/ANC-guideline_-final-Edited-4-February-2021-1-1.pdf</w:t>
       </w:r>
     </w:p>
     <w:p>
@@ -4494,7 +4346,7 @@
         <w:rPr/>
         <w:t>8.</w:t>
         <w:tab/>
-        <w:t>World Health Organization. Ottawa Charter for Health Promotion. Geneva: WHO; 1986.</w:t>
+        <w:t>Schmidt CN, Butrick E, Musange S, Mulindahabi N, Walker D. Towards stronger antenatal care: understanding predictors of late presentation to antenatal services and implications for obstetric risk management in Rwanda. PLoS One. 2021;16(8):e0256415. doi:10.1371/journal.pone.0256415</w:t>
       </w:r>
     </w:p>
     <w:p>
@@ -4524,6 +4376,9 @@
     <w:p>
       <w:pPr>
         <w:pStyle w:val="Bibliographie"/>
+        <w:spacing w:lineRule="auto" w:line="360" w:before="0" w:after="60"/>
+        <w:ind w:hanging="567" w:left="567"/>
+        <w:jc w:val="left"/>
         <w:rPr/>
       </w:pPr>
       <w:r>
@@ -4531,21 +4386,6 @@
         <w:t>11.</w:t>
         <w:tab/>
         <w:t>Musabyimana A, Lundeen T, Butrick E, Sayinzoga F, Rwabufigiri BN, Walker D, Musange SF. Before and after implementation of group antenatal care in Rwanda: a qualitative study of women’s experiences. Reprod Health. 2019;16(1):90. doi:10.1186/s12978-019-0750-5</w:t>
-      </w:r>
-    </w:p>
-    <w:p>
-      <w:pPr>
-        <w:pStyle w:val="Bibliographie"/>
-        <w:spacing w:lineRule="auto" w:line="240" w:before="0" w:after="20"/>
-        <w:ind w:hanging="567" w:left="567"/>
-        <w:jc w:val="left"/>
-        <w:rPr/>
-      </w:pPr>
-      <w:r>
-        <w:rPr/>
-        <w:t>12.</w:t>
-        <w:tab/>
-        <w:t>Nshimyiryo A, Kirk CM, Sauer SM, Ntawuyirusha E, Muhire A, Sayinzoga F, Hedt-Gauthier B. Health management information system (HMIS) data verification: a case study in four districts in Rwanda. PLoS ONE. 2020;15(7):e0235823. doi:10.1371/journal.pone.0235823.</w:t>
       </w:r>
     </w:p>
     <w:sectPr>
@@ -5257,12 +5097,13 @@
     <w:basedOn w:val="Normal"/>
     <w:qFormat/>
     <w:pPr>
-      <w:spacing w:lineRule="auto" w:line="240" w:before="0" w:after="80"/>
+      <w:spacing w:lineRule="auto" w:line="360" w:before="0" w:after="80"/>
+      <w:jc w:val="left"/>
     </w:pPr>
     <w:rPr>
       <w:rFonts w:ascii="Times New Roman" w:hAnsi="Times New Roman" w:eastAsia="Times New Roman" w:cs="Times New Roman"/>
-      <w:sz w:val="22"/>
-      <w:szCs w:val="22"/>
+      <w:sz w:val="28"/>
+      <w:szCs w:val="28"/>
     </w:rPr>
   </w:style>
   <w:style w:type="paragraph" w:styleId="Titrecompact">
@@ -5285,14 +5126,14 @@
     <w:basedOn w:val="Normal"/>
     <w:qFormat/>
     <w:pPr>
-      <w:spacing w:lineRule="auto" w:line="240" w:before="0" w:after="20"/>
+      <w:spacing w:lineRule="auto" w:line="360" w:before="0" w:after="60"/>
       <w:ind w:hanging="567" w:left="567"/>
       <w:jc w:val="left"/>
     </w:pPr>
     <w:rPr>
       <w:rFonts w:ascii="Times New Roman" w:hAnsi="Times New Roman" w:eastAsia="Times New Roman" w:cs="Times New Roman"/>
-      <w:sz w:val="24"/>
-      <w:szCs w:val="24"/>
+      <w:sz w:val="28"/>
+      <w:szCs w:val="28"/>
     </w:rPr>
   </w:style>
   <w:style w:type="paragraph" w:styleId="TOC1">
@@ -5300,14 +5141,14 @@
     <w:basedOn w:val="Normal"/>
     <w:next w:val="Normal"/>
     <w:pPr>
-      <w:spacing w:lineRule="auto" w:line="240" w:before="0" w:after="0"/>
+      <w:spacing w:lineRule="auto" w:line="360" w:before="0" w:after="0"/>
       <w:ind w:left="0"/>
       <w:jc w:val="left"/>
     </w:pPr>
     <w:rPr>
       <w:rFonts w:ascii="Times New Roman" w:hAnsi="Times New Roman" w:eastAsia="Times New Roman" w:cs="Times New Roman"/>
-      <w:sz w:val="24"/>
-      <w:szCs w:val="24"/>
+      <w:sz w:val="28"/>
+      <w:szCs w:val="28"/>
     </w:rPr>
   </w:style>
   <w:style w:type="paragraph" w:styleId="TOC2">
@@ -5315,14 +5156,14 @@
     <w:basedOn w:val="Normal"/>
     <w:next w:val="Normal"/>
     <w:pPr>
-      <w:spacing w:lineRule="auto" w:line="240" w:before="0" w:after="0"/>
+      <w:spacing w:lineRule="auto" w:line="360" w:before="0" w:after="0"/>
       <w:ind w:left="240"/>
       <w:jc w:val="left"/>
     </w:pPr>
     <w:rPr>
       <w:rFonts w:ascii="Times New Roman" w:hAnsi="Times New Roman" w:eastAsia="Times New Roman" w:cs="Times New Roman"/>
-      <w:sz w:val="24"/>
-      <w:szCs w:val="24"/>
+      <w:sz w:val="28"/>
+      <w:szCs w:val="28"/>
     </w:rPr>
   </w:style>
   <w:style w:type="paragraph" w:styleId="TOC3">
@@ -5330,14 +5171,14 @@
     <w:basedOn w:val="Normal"/>
     <w:next w:val="Normal"/>
     <w:pPr>
-      <w:spacing w:lineRule="auto" w:line="240" w:before="0" w:after="0"/>
+      <w:spacing w:lineRule="auto" w:line="360" w:before="0" w:after="0"/>
       <w:ind w:left="480"/>
       <w:jc w:val="left"/>
     </w:pPr>
     <w:rPr>
       <w:rFonts w:ascii="Times New Roman" w:hAnsi="Times New Roman" w:eastAsia="Times New Roman" w:cs="Times New Roman"/>
-      <w:sz w:val="24"/>
-      <w:szCs w:val="24"/>
+      <w:sz w:val="28"/>
+      <w:szCs w:val="28"/>
     </w:rPr>
   </w:style>
   <w:style w:type="paragraph" w:styleId="HeaderandFooter">

--- a/memoire-ngoma/livrables/Rapport_de_memoire.docx
+++ b/memoire-ngoma/livrables/Rapport_de_memoire.docx
@@ -1345,6 +1345,7 @@
           <w:p>
             <w:pPr>
               <w:pStyle w:val="Normal"/>
+              <w:keepNext w:val="true"/>
               <w:spacing w:lineRule="auto" w:line="240" w:before="40" w:after="40"/>
               <w:jc w:val="left"/>
               <w:rPr>
@@ -1378,6 +1379,7 @@
           <w:p>
             <w:pPr>
               <w:pStyle w:val="Normal"/>
+              <w:keepNext w:val="true"/>
               <w:spacing w:lineRule="auto" w:line="240" w:before="40" w:after="40"/>
               <w:jc w:val="left"/>
               <w:rPr>
@@ -2001,6 +2003,7 @@
           <w:p>
             <w:pPr>
               <w:pStyle w:val="Normal"/>
+              <w:keepNext w:val="true"/>
               <w:spacing w:lineRule="auto" w:line="240" w:before="40" w:after="40"/>
               <w:jc w:val="left"/>
               <w:rPr>
@@ -2034,6 +2037,7 @@
           <w:p>
             <w:pPr>
               <w:pStyle w:val="Normal"/>
+              <w:keepNext w:val="true"/>
               <w:spacing w:lineRule="auto" w:line="240" w:before="40" w:after="40"/>
               <w:jc w:val="left"/>
               <w:rPr>
@@ -2908,6 +2912,7 @@
           <w:p>
             <w:pPr>
               <w:pStyle w:val="Normal"/>
+              <w:keepNext w:val="true"/>
               <w:spacing w:lineRule="auto" w:line="240" w:before="40" w:after="40"/>
               <w:jc w:val="left"/>
               <w:rPr>
@@ -2941,6 +2946,7 @@
           <w:p>
             <w:pPr>
               <w:pStyle w:val="Normal"/>
+              <w:keepNext w:val="true"/>
               <w:spacing w:lineRule="auto" w:line="240" w:before="40" w:after="40"/>
               <w:jc w:val="left"/>
               <w:rPr>
@@ -2974,6 +2980,7 @@
           <w:p>
             <w:pPr>
               <w:pStyle w:val="Normal"/>
+              <w:keepNext w:val="true"/>
               <w:spacing w:lineRule="auto" w:line="240" w:before="40" w:after="40"/>
               <w:jc w:val="left"/>
               <w:rPr>
@@ -4083,6 +4090,7 @@
           <w:p>
             <w:pPr>
               <w:pStyle w:val="Normal"/>
+              <w:keepNext w:val="true"/>
               <w:spacing w:lineRule="auto" w:line="240" w:before="40" w:after="40"/>
               <w:jc w:val="left"/>
               <w:rPr>
@@ -4116,6 +4124,7 @@
           <w:p>
             <w:pPr>
               <w:pStyle w:val="Normal"/>
+              <w:keepNext w:val="true"/>
               <w:spacing w:lineRule="auto" w:line="240" w:before="40" w:after="40"/>
               <w:jc w:val="left"/>
               <w:rPr>
@@ -4149,6 +4158,7 @@
           <w:p>
             <w:pPr>
               <w:pStyle w:val="Normal"/>
+              <w:keepNext w:val="true"/>
               <w:spacing w:lineRule="auto" w:line="240" w:before="40" w:after="40"/>
               <w:jc w:val="left"/>
               <w:rPr>

--- a/memoire-ngoma/livrables/Rapport_de_memoire.docx
+++ b/memoire-ngoma/livrables/Rapport_de_memoire.docx
@@ -535,7 +535,7 @@
           <w:i w:val="false"/>
           <w:iCs w:val="false"/>
         </w:rPr>
-        <w:t>Le dépistage est coupé en deux. La tension est mesurée à chaque visite ; la glycémie, prévue pour toutes à la première CPN, se fait au laboratoire ou à la consultation des maladies chroniques. Aucun des 15 centres n'avait de glucomètre en salle de CPN ; le test de la première CPN n'était effectivement réalisé que dans 5 d'entre eux, et aucun ne le refaisait de façon systématique entre 24 et 28 semaines, quand apparaît le diabète gestationnel.</w:t>
+        <w:t>Un test pour toutes, sauf les jours où il manque quelque chose. La glycémie est faite à toutes à la première CPN, mais saute les jours de rupture de bandelettes, de panne ou d'absence d'un prestataire formé : le jour de l'observation, elle n'était faite que dans 8 centres sur 15. La femme manquée n'est rattrapée que dans 2 centres, et aucun ne refait le test entre 24 et 28 semaines.</w:t>
       </w:r>
     </w:p>
     <w:p>
@@ -592,7 +592,7 @@
           <w:i w:val="false"/>
           <w:iCs w:val="false"/>
         </w:rPr>
-        <w:t>La référence dépend d'un véhicule et revient rarement ; le suivi s'interrompt à l'accouchement. L'attente du conjoint pour la première CPN retarde la glycémie ; l'alerte téléphonique des ASM organise l'urgence, pas le contrôle d'une tension élevée.</w:t>
+        <w:t>La référence dépend d'un véhicule et revient rarement ; le suivi s'interrompt à l'accouchement. Après le diagnostic, seules les femmes des ménages aisés s'achètent un tensiomètre ou un glucomètre pour se surveiller chez elles. L'attente du conjoint pour la première CPN retarde la glycémie ; l'alerte téléphonique des ASM organise l'urgence, pas le contrôle d'une tension élevée.</w:t>
       </w:r>
     </w:p>
     <w:p>
@@ -611,7 +611,7 @@
           <w:i w:val="false"/>
           <w:iCs w:val="false"/>
         </w:rPr>
-        <w:t>Les participants jugent ces différences inacceptables, reconnaissent une part qui leur revient et proposent des changements concrets : un circuit de la CPN vers le laboratoire, une ligne dans le rapport mensuel, un support visuel commun.</w:t>
+        <w:t>Les participants jugent ces différences inacceptables, reconnaissent une part qui leur revient et proposent des changements concrets : bandelettes sans rupture, formation de tous au glucomètre, liste des femmes à retester, ligne dans le rapport mensuel.</w:t>
       </w:r>
     </w:p>
     <w:p>
@@ -1187,7 +1187,7 @@
                 <w:sz w:val="22"/>
                 <w:szCs w:val="22"/>
               </w:rPr>
-              <w:t>Entretiens semi-structurés (38 à 61 minutes) ; observation non participante d'une demi-journée par centre, service de CPN et laboratoire ; données de routine du district</w:t>
+              <w:t>Entretiens semi-structurés (38 à 61 minutes) ; observation non participante d'une demi-journée par centre, service de CPN ; données de routine du district</w:t>
             </w:r>
           </w:p>
         </w:tc>
@@ -1325,7 +1325,7 @@
                 <w:sz w:val="22"/>
                 <w:szCs w:val="22"/>
               </w:rPr>
-              <w:t>Double codage à l'aveugle de 3 entretiens sur 20 (κ de Cohen par paragraphe = 0,869) et recodage intra-codeur à quatre semaines (κ = 0,958), désaccords tranchés en consensus ; triangulation des sources ; retour des interprétations à des participants volontaires ; grille COREQ</w:t>
+              <w:t>Double codage à l'aveugle de 3 entretiens sur 20 (κ de Cohen par paragraphe = 0,860) et recodage intra-codeur à quatre semaines (κ = 0,954), désaccords tranchés en consensus ; triangulation des sources ; retour des interprétations à des participants volontaires ; grille COREQ</w:t>
             </w:r>
           </w:p>
         </w:tc>
@@ -1440,7 +1440,7 @@
       </w:pPr>
       <w:r>
         <w:rPr/>
-        <w:t>4.1. Le glucomètre est au laboratoire, pas en CPN</w:t>
+        <w:t>4.1. Un test pour toutes, interrompu par les ruptures, les pannes et le manque de formation</w:t>
       </w:r>
     </w:p>
     <w:p>
@@ -1455,7 +1455,7 @@
           <w:i w:val="false"/>
           <w:iCs w:val="false"/>
         </w:rPr>
-        <w:t>Le jour de l'observation, le tensiomètre était présent en salle de CPN dans les 15 centres. La glycémie, elle, relevait d'un autre service (tableau 2).</w:t>
+        <w:t>Le tensiomètre et le glucomètre étaient présents en salle de CPN dans les 15 centres, et la glycémie de la première CPN y est la règle pour toutes. Le jour de l'observation, elle n'était pas faite partout (tableau 2).</w:t>
       </w:r>
     </w:p>
     <w:p>
@@ -1470,7 +1470,7 @@
           <w:b/>
           <w:bCs/>
         </w:rPr>
-        <w:t>Tableau 2. Accès de la femme enceinte à la glycémie, le jour de l'observation</w:t>
+        <w:t>Tableau 2. Glycémie de la première CPN, le jour de l'observation</w:t>
       </w:r>
     </w:p>
     <w:tbl>
@@ -1594,7 +1594,7 @@
                 <w:sz w:val="22"/>
                 <w:szCs w:val="22"/>
               </w:rPr>
-              <w:t>Glucomètre en salle de CPN</w:t>
+              <w:t>Glycémie faite à toutes les femmes de première CPN</w:t>
             </w:r>
           </w:p>
         </w:tc>
@@ -1627,7 +1627,7 @@
                 <w:sz w:val="22"/>
                 <w:szCs w:val="22"/>
               </w:rPr>
-              <w:t>0</w:t>
+              <w:t>8</w:t>
             </w:r>
           </w:p>
         </w:tc>
@@ -1663,7 +1663,7 @@
                 <w:sz w:val="22"/>
                 <w:szCs w:val="22"/>
               </w:rPr>
-              <w:t>Glycémie de la première CPN réalisée au laboratoire, sur bon de la CPN</w:t>
+              <w:t>Non faite : rupture de bandelettes</w:t>
             </w:r>
           </w:p>
         </w:tc>
@@ -1696,7 +1696,7 @@
                 <w:sz w:val="22"/>
                 <w:szCs w:val="22"/>
               </w:rPr>
-              <w:t>5</w:t>
+              <w:t>3</w:t>
             </w:r>
           </w:p>
         </w:tc>
@@ -1732,18 +1732,7 @@
                 <w:sz w:val="22"/>
                 <w:szCs w:val="22"/>
               </w:rPr>
-              <w:t xml:space="preserve">   </w:t>
-            </w:r>
-            <w:r>
-              <w:rPr>
-                <w:b w:val="false"/>
-                <w:bCs w:val="false"/>
-                <w:i w:val="false"/>
-                <w:iCs w:val="false"/>
-                <w:sz w:val="22"/>
-                <w:szCs w:val="22"/>
-              </w:rPr>
-              <w:t>dont glycémie refaite systématiquement à 24-28 semaines</w:t>
+              <w:t>Non faite : glucomètre en panne</w:t>
             </w:r>
           </w:p>
         </w:tc>
@@ -1776,7 +1765,7 @@
                 <w:sz w:val="22"/>
                 <w:szCs w:val="22"/>
               </w:rPr>
-              <w:t>0</w:t>
+              <w:t>2</w:t>
             </w:r>
           </w:p>
         </w:tc>
@@ -1812,7 +1801,7 @@
                 <w:sz w:val="22"/>
                 <w:szCs w:val="22"/>
               </w:rPr>
-              <w:t>Glucomètre et bandelettes réservés à la consultation des maladies chroniques</w:t>
+              <w:t>Non faite : aucun prestataire formé au glucomètre présent</w:t>
             </w:r>
           </w:p>
         </w:tc>
@@ -1845,7 +1834,7 @@
                 <w:sz w:val="22"/>
                 <w:szCs w:val="22"/>
               </w:rPr>
-              <w:t>3</w:t>
+              <w:t>2</w:t>
             </w:r>
           </w:p>
         </w:tc>
@@ -1881,7 +1870,7 @@
                 <w:sz w:val="22"/>
                 <w:szCs w:val="22"/>
               </w:rPr>
-              <w:t>Glycémie impossible : appareil en panne, bandelettes absentes ou périmées</w:t>
+              <w:t>Total</w:t>
             </w:r>
           </w:p>
         </w:tc>
@@ -1914,7 +1903,7 @@
                 <w:sz w:val="22"/>
                 <w:szCs w:val="22"/>
               </w:rPr>
-              <w:t>6</w:t>
+              <w:t>15</w:t>
             </w:r>
           </w:p>
         </w:tc>
@@ -1950,7 +1939,7 @@
                 <w:sz w:val="22"/>
                 <w:szCs w:val="22"/>
               </w:rPr>
-              <w:t>Pas de glucomètre dans le centre</w:t>
+              <w:t>Rupture de bandelettes au cours des trois derniers mois</w:t>
             </w:r>
           </w:p>
         </w:tc>
@@ -1983,7 +1972,7 @@
                 <w:sz w:val="22"/>
                 <w:szCs w:val="22"/>
               </w:rPr>
-              <w:t>1</w:t>
+              <w:t>6</w:t>
             </w:r>
           </w:p>
         </w:tc>
@@ -2020,7 +2009,7 @@
                 <w:sz w:val="22"/>
                 <w:szCs w:val="22"/>
               </w:rPr>
-              <w:t>Total</w:t>
+              <w:t>Test manqué noté pour être refait au rendez-vous suivant</w:t>
             </w:r>
           </w:p>
         </w:tc>
@@ -2054,7 +2043,7 @@
                 <w:sz w:val="22"/>
                 <w:szCs w:val="22"/>
               </w:rPr>
-              <w:t>15</w:t>
+              <w:t>2</w:t>
             </w:r>
           </w:p>
         </w:tc>
@@ -2076,7 +2065,7 @@
           <w:sz w:val="22"/>
           <w:szCs w:val="22"/>
         </w:rPr>
-        <w:t>Source : observation non participante des services de CPN et des laboratoires.</w:t>
+        <w:t>Source : observation non participante des services de CPN.</w:t>
       </w:r>
     </w:p>
     <w:p>
@@ -2097,7 +2086,7 @@
           <w:sz w:val="24"/>
           <w:szCs w:val="24"/>
         </w:rPr>
-        <w:t>« Le sucre, normalement c'est pour toutes à la première visite, c'est sur la fiche. Mais l'appareil est au laboratoire, pour les malades chroniques, et les bandelettes vont d'abord à eux. Pour les femmes enceintes, ici, la case du sucre reste presque toujours vide. »</w:t>
+        <w:t>« Toutes les femmes venues pour leur première visite pendant ce temps-là sont reparties sans le test, et personne ne les a rappelées quand les bandelettes sont revenues : on n'a pas de liste, et à la visite suivante on ne pense pas à regarder si la case est vide. »</w:t>
       </w:r>
     </w:p>
     <w:p>
@@ -2116,7 +2105,7 @@
           <w:sz w:val="24"/>
           <w:szCs w:val="24"/>
         </w:rPr>
-        <w:t>(P20, infirmier — traduit du kinyarwanda)</w:t>
+        <w:t>(P01, infirmier — traduit du kinyarwanda)</w:t>
       </w:r>
     </w:p>
     <w:p>
@@ -2316,7 +2305,7 @@
                 <w:sz w:val="22"/>
                 <w:szCs w:val="22"/>
               </w:rPr>
-              <w:t>T1. Un dépistage coupé en deux</w:t>
+              <w:t>T1. Un test pour toutes, sauf les jours où il manque quelque chose</w:t>
             </w:r>
           </w:p>
         </w:tc>
@@ -2382,7 +2371,7 @@
                 <w:sz w:val="22"/>
                 <w:szCs w:val="22"/>
               </w:rPr>
-              <w:t>La tension est mesurée à chaque visite ; la glycémie, prévue pour toutes à la première CPN, dépend du laboratoire et n'est pas refaite à 24-28 semaines ; là où le circuit est fermé, même le test initial disparaît.</w:t>
+              <w:t>La tension est mesurée à chaque visite ; la glycémie est faite à toutes au premier contact, mais saute les jours de rupture, de panne ou d'absence d'un prestataire formé, sans rattrapage, et n'est pas refaite à 24-28 semaines.</w:t>
             </w:r>
           </w:p>
         </w:tc>
@@ -2586,7 +2575,7 @@
                 <w:sz w:val="22"/>
                 <w:szCs w:val="22"/>
               </w:rPr>
-              <w:t>La détection ne devient prise en charge que si la référence aboutit et si l'information revient ; l'attente du conjoint et l'effet de seuil de l'ubudehe pèsent sur le parcours.</w:t>
+              <w:t>La détection ne devient prise en charge que si la référence aboutit et si l'information revient ; l'attente du conjoint et l'effet de seuil de l'ubudehe pèsent sur le parcours ; après le diagnostic, l'autosurveillance à domicile reste réservée aux ménages aisés.</w:t>
             </w:r>
           </w:p>
         </w:tc>
@@ -2790,7 +2779,7 @@
                 <w:sz w:val="22"/>
                 <w:szCs w:val="22"/>
               </w:rPr>
-              <w:t>L'équipement rend possible le test initial, mais ne règle ni le contrôle tardif ni l'explication.</w:t>
+              <w:t>Bandelettes, appareil et formation rendent le test initial régulier, mais ne règlent ni le contrôle tardif ni l'explication.</w:t>
             </w:r>
           </w:p>
         </w:tc>
@@ -3096,7 +3085,7 @@
           <w:i w:val="false"/>
           <w:iCs w:val="false"/>
         </w:rPr>
-        <w:t>La confrontation des entretiens avec l'observation et les données de routine a produit 8 constats : 6 concordances et 2 écarts ; elle seule a permis de situer le glucomètre.</w:t>
+        <w:t>La confrontation des entretiens avec l'observation et les données de routine a produit 8 constats : 6 concordances et 2 écarts ; elle seule a montré les interruptions du test et l'absence de rattrapage.</w:t>
       </w:r>
     </w:p>
     <w:p>
@@ -3126,18 +3115,7 @@
           <w:i w:val="false"/>
           <w:iCs w:val="false"/>
         </w:rPr>
-        <w:t>Deux programmes dans le même centre. La glycémie relève du programme des maladies non transmissibles, la CPN de la santé maternelle : sans organisation de ce partage, la femme enceinte reste hors du circuit du glucomètre, comme le suggère le caractère non systématique du dépistage au niveau national</w:t>
-      </w:r>
-      <w:r>
-        <w:rPr/>
-        <w:t xml:space="preserve"> [5]</w:t>
-      </w:r>
-      <w:r>
-        <w:rPr>
-          <w:i w:val="false"/>
-          <w:iCs w:val="false"/>
-        </w:rPr>
-        <w:t>.</w:t>
+        <w:t>Une règle pour toutes, une exécution intermittente. Le test dépend de bandelettes partagées avec la consultation des maladies chroniques, d'appareils sans maintenance et de prestataires inégalement formés ; sans liste des femmes manquées, chaque interruption devient une absence définitive.</w:t>
       </w:r>
     </w:p>
     <w:p>
@@ -3527,7 +3505,7 @@
                 <w:sz w:val="22"/>
                 <w:szCs w:val="22"/>
               </w:rPr>
-              <w:t>Relier les campagnes de dépistage des MNT à la CPN (signalement au centre des femmes enceintes dépistées) ; garantir les bandelettes nécessaires à la glycémie de la première CPN ; préciser et rendre praticable le dépistage du diabète gestationnel entre 24 et 28 semaines (glycémie à jeun ou épreuve de charge du protocole national, au contact de 26 semaines du modèle à huit contacts), avec des critères écrits pour les femmes à risque</w:t>
+              <w:t>Relier les campagnes de dépistage des MNT à la CPN ; garantir sans rupture les bandelettes de la glycémie de la première CPN ; rendre praticable le dépistage du diabète gestationnel entre 24 et 28 semaines (glycémie à jeun ou épreuve de charge, au contact de 26 semaines), avec des critères écrits pour les femmes à risque</w:t>
             </w:r>
           </w:p>
         </w:tc>
@@ -3629,7 +3607,7 @@
                 <w:sz w:val="22"/>
                 <w:szCs w:val="22"/>
               </w:rPr>
-              <w:t>Rattacher explicitement la glycémie de la femme enceinte à la CPN : réserver au laboratoire une part des bandelettes pour les bons de la CPN, et inclure ces bandelettes et les piles des tensiomètres dans les intrants essentiels ; inscrire dans le rapport mensuel une ligne sur le dépistage (tensions mesurées, glycémies réalisées, résultats anormaux, références abouties) ; organiser la maintenance des appareils ; superviser par l'observation des actes et non par la seule complétude des registres</w:t>
+              <w:t>Inclure les bandelettes de la CPN et les piles des tensiomètres dans les intrants essentiels, avec un seuil d'alerte ; former au glucomètre tous les prestataires de CPN, nouveaux arrivants compris ; ajouter au rapport mensuel une ligne sur le dépistage et sa suite ; organiser la maintenance ; superviser les actes, pas seulement la complétude des registres</w:t>
             </w:r>
           </w:p>
         </w:tc>
@@ -3731,7 +3709,7 @@
                 <w:sz w:val="22"/>
                 <w:szCs w:val="22"/>
               </w:rPr>
-              <w:t>Organiser le circuit « bon de CPN → laboratoire » le matin même, pour la première CPN et pour le contrôle à 24-28 semaines ; coordonner la CPN et la consultation des maladies chroniques pour l'usage du glucomètre</w:t>
+              <w:t>Tenir la liste des femmes dont le test n'a pas pu être fait et le refaire au rendez-vous suivant ; garder au moins deux prestataires formés au glucomètre ; organiser le contrôle à 24-28 semaines ; prévoir un suivi plus rapproché des femmes dépistées qui ne peuvent pas se surveiller à domicile</w:t>
             </w:r>
           </w:p>
         </w:tc>
@@ -3764,7 +3742,7 @@
                 <w:sz w:val="22"/>
                 <w:szCs w:val="22"/>
               </w:rPr>
-              <w:t>Thème 1</w:t>
+              <w:t>Thèmes 1 et 3</w:t>
             </w:r>
           </w:p>
         </w:tc>
@@ -4223,7 +4201,7 @@
           <w:i w:val="false"/>
           <w:iCs w:val="false"/>
         </w:rPr>
-        <w:t>Pratiques déclarées et représentations professionnelles ; point de vue des femmes non recueilli ; propos notés sans enregistrement ; effet possible de la présence de l'observateur ; données de routine de qualité limitée ; un seul district, dont la description permet d'apprécier la transférabilité.</w:t>
+        <w:t>Pratiques déclarées ; point de vue des femmes non recueilli ; propos notés sans enregistrement ; effet de présence de l'observateur ; données de routine limitées ; un seul district.</w:t>
       </w:r>
     </w:p>
     <w:p>
@@ -4249,7 +4227,7 @@
           <w:i w:val="false"/>
           <w:iCs w:val="false"/>
         </w:rPr>
-        <w:t>Le dépistage de l'hypertension et du diabète en CPN est accepté par les professionnels comme relevant de leur mandat, mais réalisé à moitié : la tension est mesurée ; la glycémie, prévue pour toutes à la première CPN, n'est faite que dans 5 centres sur 15 et n'est pas refaite entre 24 et 28 semaines. Trois leviers ressortent : garantir le test initial et rendre praticable celui de 24-28 semaines, compter les actes de dépistage et leur suite, soutenir la pratique informative.</w:t>
+        <w:t>Le dépistage de l'hypertension et du diabète en CPN est accepté par les professionnels comme relevant de leur mandat, et pratiqué pour toutes, mais de façon intermittente : la glycémie de la première CPN n'était faite que dans 8 centres sur 15 le jour de l'observation, rarement rattrapée et jamais refaite de façon systématique entre 24 et 28 semaines. Trois leviers ressortent : garantir la continuité du test initial et rendre praticable celui de 24-28 semaines, compter les actes de dépistage et leur suite, soutenir la pratique informative.</w:t>
       </w:r>
     </w:p>
     <w:p>

--- a/memoire-ngoma/livrables/Rapport_de_memoire.docx
+++ b/memoire-ngoma/livrables/Rapport_de_memoire.docx
@@ -535,7 +535,7 @@
           <w:i w:val="false"/>
           <w:iCs w:val="false"/>
         </w:rPr>
-        <w:t>Un test pour toutes, sauf les jours où il manque quelque chose. La glycémie est faite à toutes à la première CPN, mais saute les jours de rupture de bandelettes, de panne ou d'absence d'un prestataire formé : le jour de l'observation, elle n'était faite que dans 8 centres sur 15. La femme manquée n'est rattrapée que dans 2 centres, et aucun ne refait le test entre 24 et 28 semaines.</w:t>
+        <w:t>Un test pour toutes, sauf les jours où il manque quelque chose. La glycémie, demandée par la CPN pour toutes à la première visite, est faite au laboratoire ; elle saute les jours de rupture de bandelettes, de panne ou d'absence du laborantin : le jour de l'observation, elle n'était faite que dans 8 centres sur 15. La femme manquée n'est rattrapée que dans 2 centres, et aucun ne refait le test entre 24 et 28 semaines.</w:t>
       </w:r>
     </w:p>
     <w:p>
@@ -611,7 +611,7 @@
           <w:i w:val="false"/>
           <w:iCs w:val="false"/>
         </w:rPr>
-        <w:t>Les participants jugent ces différences inacceptables, reconnaissent une part qui leur revient et proposent des changements concrets : bandelettes sans rupture, formation de tous au glucomètre, liste des femmes à retester, ligne dans le rapport mensuel.</w:t>
+        <w:t>Les participants jugent ces différences inacceptables, reconnaissent une part qui leur revient et proposent des changements concrets : bandelettes sans rupture, laborantin remplacé, glucomètre d'urgence en CPN, liste des femmes à retester, ligne dans le rapport mensuel.</w:t>
       </w:r>
     </w:p>
     <w:p>
@@ -628,7 +628,7 @@
     <w:p>
       <w:pPr>
         <w:pStyle w:val="Normal"/>
-        <w:spacing w:before="0" w:after="140"/>
+        <w:spacing w:before="0" w:after="80"/>
         <w:jc w:val="both"/>
         <w:rPr/>
       </w:pPr>
@@ -665,7 +665,7 @@
     <w:p>
       <w:pPr>
         <w:pStyle w:val="Normal"/>
-        <w:spacing w:before="0" w:after="140"/>
+        <w:spacing w:before="0" w:after="80"/>
         <w:jc w:val="both"/>
         <w:rPr/>
       </w:pPr>
@@ -713,7 +713,7 @@
     <w:p>
       <w:pPr>
         <w:pStyle w:val="Normal"/>
-        <w:spacing w:before="0" w:after="140"/>
+        <w:spacing w:before="0" w:after="80"/>
         <w:jc w:val="both"/>
         <w:rPr/>
       </w:pPr>
@@ -750,7 +750,7 @@
     <w:p>
       <w:pPr>
         <w:pStyle w:val="Normal"/>
-        <w:spacing w:before="0" w:after="140"/>
+        <w:spacing w:before="0" w:after="80"/>
         <w:jc w:val="both"/>
         <w:rPr/>
       </w:pPr>
@@ -1325,7 +1325,7 @@
                 <w:sz w:val="22"/>
                 <w:szCs w:val="22"/>
               </w:rPr>
-              <w:t>Double codage à l'aveugle de 3 entretiens sur 20 (κ de Cohen par paragraphe = 0,860) et recodage intra-codeur à quatre semaines (κ = 0,954), désaccords tranchés en consensus ; triangulation des sources ; retour des interprétations à des participants volontaires ; grille COREQ</w:t>
+              <w:t>Double codage à l'aveugle de 3 entretiens sur 20 (κ de Cohen par paragraphe = 0,850) et recodage intra-codeur à quatre semaines (κ = 0,955), désaccords tranchés en consensus ; triangulation des sources ; retour des interprétations à des participants volontaires ; grille COREQ</w:t>
             </w:r>
           </w:p>
         </w:tc>
@@ -1440,13 +1440,13 @@
       </w:pPr>
       <w:r>
         <w:rPr/>
-        <w:t>4.1. Un test pour toutes, interrompu par les ruptures, les pannes et le manque de formation</w:t>
+        <w:t>4.1. Un test pour toutes, interrompu par les ruptures, les pannes et l'absence du laborantin</w:t>
       </w:r>
     </w:p>
     <w:p>
       <w:pPr>
         <w:pStyle w:val="Normal"/>
-        <w:spacing w:before="0" w:after="140"/>
+        <w:spacing w:before="0" w:after="80"/>
         <w:jc w:val="both"/>
         <w:rPr/>
       </w:pPr>
@@ -1455,7 +1455,7 @@
           <w:i w:val="false"/>
           <w:iCs w:val="false"/>
         </w:rPr>
-        <w:t>Le tensiomètre et le glucomètre étaient présents en salle de CPN dans les 15 centres, et la glycémie de la première CPN y est la règle pour toutes. Le jour de l'observation, elle n'était pas faite partout (tableau 2).</w:t>
+        <w:t>Dans les 15 centres, la CPN demande la glycémie pour toutes à la première visite et le laboratoire la réalise ; 6 services de CPN ont un glucomètre pour les urgences. Le jour de l'observation, le test n'était pas fait partout (tableau 2).</w:t>
       </w:r>
     </w:p>
     <w:p>
@@ -1732,7 +1732,7 @@
                 <w:sz w:val="22"/>
                 <w:szCs w:val="22"/>
               </w:rPr>
-              <w:t>Non faite : glucomètre en panne</w:t>
+              <w:t>Non faite : glucomètre du laboratoire en panne</w:t>
             </w:r>
           </w:p>
         </w:tc>
@@ -1801,7 +1801,7 @@
                 <w:sz w:val="22"/>
                 <w:szCs w:val="22"/>
               </w:rPr>
-              <w:t>Non faite : aucun prestataire formé au glucomètre présent</w:t>
+              <w:t>Non faite : laborantin absent</w:t>
             </w:r>
           </w:p>
         </w:tc>
@@ -2065,7 +2065,7 @@
           <w:sz w:val="22"/>
           <w:szCs w:val="22"/>
         </w:rPr>
-        <w:t>Source : observation non participante des services de CPN.</w:t>
+        <w:t>Source : observation non participante des services de CPN et des laboratoires.</w:t>
       </w:r>
     </w:p>
     <w:p>
@@ -2122,7 +2122,7 @@
     <w:p>
       <w:pPr>
         <w:pStyle w:val="Normal"/>
-        <w:spacing w:before="0" w:after="140"/>
+        <w:spacing w:before="0" w:after="80"/>
         <w:jc w:val="both"/>
         <w:rPr/>
       </w:pPr>
@@ -2371,7 +2371,7 @@
                 <w:sz w:val="22"/>
                 <w:szCs w:val="22"/>
               </w:rPr>
-              <w:t>La tension est mesurée à chaque visite ; la glycémie est faite à toutes au premier contact, mais saute les jours de rupture, de panne ou d'absence d'un prestataire formé, sans rattrapage, et n'est pas refaite à 24-28 semaines.</w:t>
+              <w:t>Glycémie demandée pour toutes à la première CPN, faite au laboratoire ; sautée les jours de rupture, de panne ou sans laborantin, rarement rattrapée, non refaite à 24-28 semaines.</w:t>
             </w:r>
           </w:p>
         </w:tc>
@@ -2473,7 +2473,7 @@
                 <w:sz w:val="22"/>
                 <w:szCs w:val="22"/>
               </w:rPr>
-              <w:t>L'explication varie avec l'heure, la charge et l'idée que l'on se fait de la femme, à l'inverse des besoins ; la séance collective, égale pour les présentes, ne restitue aucun résultat.</w:t>
+              <w:t>L'explication varie à l'inverse des besoins ; la séance collective, égale pour les présentes, ne restitue aucun résultat.</w:t>
             </w:r>
           </w:p>
         </w:tc>
@@ -2575,7 +2575,7 @@
                 <w:sz w:val="22"/>
                 <w:szCs w:val="22"/>
               </w:rPr>
-              <w:t>La détection ne devient prise en charge que si la référence aboutit et si l'information revient ; l'attente du conjoint et l'effet de seuil de l'ubudehe pèsent sur le parcours ; après le diagnostic, l'autosurveillance à domicile reste réservée aux ménages aisés.</w:t>
+              <w:t>La détection ne devient prise en charge que si la référence aboutit et si l'information revient ; l'autosurveillance après le diagnostic reste réservée aux ménages aisés.</w:t>
             </w:r>
           </w:p>
         </w:tc>
@@ -2779,7 +2779,7 @@
                 <w:sz w:val="22"/>
                 <w:szCs w:val="22"/>
               </w:rPr>
-              <w:t>Bandelettes, appareil et formation rendent le test initial régulier, mais ne règlent ni le contrôle tardif ni l'explication.</w:t>
+              <w:t>Les intrants rendent le test initial régulier, pas le contrôle tardif ni l'explication.</w:t>
             </w:r>
           </w:p>
         </w:tc>
@@ -2986,7 +2986,7 @@
                 <w:sz w:val="22"/>
                 <w:szCs w:val="22"/>
               </w:rPr>
-              <w:t>Relais communautaires et initiatives locales prolongent le dépistage ; l'alerte des ASM organise l'urgence, pas le contrôle.</w:t>
+              <w:t>Les relais communautaires prolongent le dépistage ; l'alerte des ASM organise l'urgence, pas le contrôle.</w:t>
             </w:r>
           </w:p>
         </w:tc>
@@ -3076,7 +3076,7 @@
     <w:p>
       <w:pPr>
         <w:pStyle w:val="Normal"/>
-        <w:spacing w:before="0" w:after="140"/>
+        <w:spacing w:before="0" w:after="80"/>
         <w:jc w:val="both"/>
         <w:rPr/>
       </w:pPr>
@@ -3115,7 +3115,7 @@
           <w:i w:val="false"/>
           <w:iCs w:val="false"/>
         </w:rPr>
-        <w:t>Une règle pour toutes, une exécution intermittente. Le test dépend de bandelettes partagées avec la consultation des maladies chroniques, d'appareils sans maintenance et de prestataires inégalement formés ; sans liste des femmes manquées, chaque interruption devient une absence définitive.</w:t>
+        <w:t>Une règle pour toutes, une exécution intermittente. Le test dépend des bandelettes du laboratoire, partagées avec la consultation des maladies chroniques, d'appareils sans maintenance et d'un laborantin souvent seul ; sans liste des femmes manquées, chaque interruption devient une absence définitive.</w:t>
       </w:r>
     </w:p>
     <w:p>
@@ -3607,7 +3607,7 @@
                 <w:sz w:val="22"/>
                 <w:szCs w:val="22"/>
               </w:rPr>
-              <w:t>Inclure les bandelettes de la CPN et les piles des tensiomètres dans les intrants essentiels, avec un seuil d'alerte ; former au glucomètre tous les prestataires de CPN, nouveaux arrivants compris ; ajouter au rapport mensuel une ligne sur le dépistage et sa suite ; organiser la maintenance ; superviser les actes, pas seulement la complétude des registres</w:t>
+              <w:t>Inclure les bandelettes de la CPN et les piles des tensiomètres dans les intrants essentiels, avec un seuil d'alerte ; doter chaque CPN d'un glucomètre d'urgence et former à son usage tous ses prestataires ; garantir la présence d'un laborantin ou d'un remplaçant aux heures de CPN ; ajouter au rapport mensuel une ligne sur le dépistage et sa suite ; organiser la maintenance ; superviser les actes, pas seulement la complétude des registres</w:t>
             </w:r>
           </w:p>
         </w:tc>
@@ -3709,7 +3709,7 @@
                 <w:sz w:val="22"/>
                 <w:szCs w:val="22"/>
               </w:rPr>
-              <w:t>Tenir la liste des femmes dont le test n'a pas pu être fait et le refaire au rendez-vous suivant ; garder au moins deux prestataires formés au glucomètre ; organiser le contrôle à 24-28 semaines ; prévoir un suivi plus rapproché des femmes dépistées qui ne peuvent pas se surveiller à domicile</w:t>
+              <w:t>Tenir la liste des femmes dont le test n'a pas pu être fait et le refaire au rendez-vous suivant ; organiser le passage au laboratoire le matin même, avant la fermeture ; organiser le contrôle à 24-28 semaines ; prévoir un suivi plus rapproché des femmes dépistées qui ne peuvent pas se surveiller à domicile</w:t>
             </w:r>
           </w:p>
         </w:tc>
@@ -4192,7 +4192,7 @@
     <w:p>
       <w:pPr>
         <w:pStyle w:val="Normal"/>
-        <w:spacing w:before="0" w:after="140"/>
+        <w:spacing w:before="0" w:after="80"/>
         <w:jc w:val="both"/>
         <w:rPr/>
       </w:pPr>
@@ -4218,7 +4218,7 @@
     <w:p>
       <w:pPr>
         <w:pStyle w:val="Normal"/>
-        <w:spacing w:before="0" w:after="140"/>
+        <w:spacing w:before="0" w:after="80"/>
         <w:jc w:val="both"/>
         <w:rPr/>
       </w:pPr>
@@ -4364,7 +4364,7 @@
     <w:p>
       <w:pPr>
         <w:pStyle w:val="Bibliographie"/>
-        <w:spacing w:lineRule="auto" w:line="360" w:before="0" w:after="60"/>
+        <w:spacing w:lineRule="auto" w:line="240" w:before="0" w:after="60"/>
         <w:ind w:hanging="567" w:left="567"/>
         <w:jc w:val="left"/>
         <w:rPr/>
@@ -5114,7 +5114,7 @@
     <w:basedOn w:val="Normal"/>
     <w:qFormat/>
     <w:pPr>
-      <w:spacing w:lineRule="auto" w:line="360" w:before="0" w:after="60"/>
+      <w:spacing w:lineRule="auto" w:line="240" w:before="0" w:after="60"/>
       <w:ind w:hanging="567" w:left="567"/>
       <w:jc w:val="left"/>
     </w:pPr>

--- a/memoire-ngoma/livrables/Rapport_de_memoire.docx
+++ b/memoire-ngoma/livrables/Rapport_de_memoire.docx
@@ -4364,7 +4364,7 @@
     <w:p>
       <w:pPr>
         <w:pStyle w:val="Bibliographie"/>
-        <w:spacing w:lineRule="auto" w:line="240" w:before="0" w:after="60"/>
+        <w:spacing w:lineRule="auto" w:line="240" w:before="0" w:after="20"/>
         <w:ind w:hanging="567" w:left="567"/>
         <w:jc w:val="left"/>
         <w:rPr/>
@@ -5114,7 +5114,7 @@
     <w:basedOn w:val="Normal"/>
     <w:qFormat/>
     <w:pPr>
-      <w:spacing w:lineRule="auto" w:line="240" w:before="0" w:after="60"/>
+      <w:spacing w:lineRule="auto" w:line="240" w:before="0" w:after="20"/>
       <w:ind w:hanging="567" w:left="567"/>
       <w:jc w:val="left"/>
     </w:pPr>

--- a/memoire-ngoma/livrables/Rapport_de_memoire.docx
+++ b/memoire-ngoma/livrables/Rapport_de_memoire.docx
@@ -4783,7 +4783,7 @@
     <w:name w:val="Normal"/>
     <w:qFormat/>
     <w:pPr>
-      <w:widowControl/>
+      <w:widowControl w:val="false"/>
       <w:bidi w:val="0"/>
       <w:spacing w:lineRule="auto" w:line="360" w:before="0" w:after="120"/>
       <w:jc w:val="both"/>
@@ -4791,7 +4791,6 @@
     <w:rPr>
       <w:rFonts w:ascii="Times New Roman" w:hAnsi="Times New Roman" w:eastAsia="Times New Roman" w:cs="Times New Roman"/>
       <w:color w:val="auto"/>
-      <w:kern w:val="0"/>
       <w:sz w:val="28"/>
       <w:szCs w:val="28"/>
       <w:lang w:val="en-US" w:eastAsia="zh-CN" w:bidi="hi-IN"/>
